--- a/por/docx/49.content.docx
+++ b/por/docx/49.content.docx
@@ -11,6 +11,15 @@
         <w:pStyle w:val="Heading2"/>
       </w:pPr>
       <w:r>
+        <w:t>Resource: Notas de Estudo (Tyndale)</w:t>
+      </w:r>
+      <w:r/>
+    </w:p>
+    <w:p>
+      <w:pPr>
+        <w:pStyle w:val="Heading2"/>
+      </w:pPr>
+      <w:r>
         <w:t>License Information</w:t>
       </w:r>
       <w:r/>
@@ -21,7 +30,7 @@
         <w:rPr>
           <w:b/>
         </w:rPr>
-        <w:t>Study Notes (Tyndale)</w:t>
+        <w:t>Notas de Estudo (Tyndale)</w:t>
       </w:r>
       <w:r>
         <w:t xml:space="preserve"> (Portuguese) is based on</w:t>
@@ -74,7 +83,7 @@
         <w:pStyle w:val="Heading1"/>
       </w:pPr>
       <w:r>
-        <w:t>Study Notes (Tyndale)</w:t>
+        <w:t>Notas de Estudo (Tyndale)</w:t>
       </w:r>
     </w:p>
     <w:p>
@@ -83,6 +92,51 @@
           <w:headerReference w:type="even" r:id="rId8"/>
           <w:headerReference w:type="default" r:id="rId9"/>
           <w:footerReference w:type="default" r:id="rId10"/>
+          <w:footnotePr>
+            <w:numRestart w:val="eachSect"/>
+          </w:footnotePr>
+          <w:type w:val="continuous"/>
+          <w:pgSz w:w="12240" w:h="15840" w:code="1"/>
+          <w:pgMar w:top="1440" w:right="1440" w:bottom="1440" w:left="1440" w:header="504" w:footer="504" w:gutter="0"/>
+          <w:cols w:space="708"/>
+          <w:titlePg/>
+          <w:docGrid w:linePitch="360"/>
+        </w:sectPr>
+      </w:pPr>
+    </w:p>
+    <w:p>
+      <w:r/>
+    </w:p>
+    <w:p>
+      <w:pPr>
+        <w:pStyle w:val="Heading2"/>
+      </w:pPr>
+      <w:r>
+        <w:t>EPH</w:t>
+      </w:r>
+      <w:r/>
+    </w:p>
+    <w:p>
+      <w:r/>
+      <w:r>
+        <w:rPr>
+          <w:i/>
+        </w:rPr>
+        <w:t>Efésios 1.1, Efésios 1.1–2, Efésios 1.2, Efésios 1.3, Efésios 1.3–14, Efésios 1.3–3.21, Efésios 1.4, Efésios 1.5, Efésios 1.6, Efésios 1.7, Efésios 1.8–10, Efésios 1.11, Efésios 1.12–13, Efésios 1.13, Efésios 1.14, Efésios 1.15, Efésios 1.15–23, Efésios 1.17, Efésios 1.18, Efésios 1.19–20, Efésios 1.21, Efésios 1.22, Efésios 1.23, Efésios 2.1–3, Efésios 2.1–10, Efésios 2.2, Efésios 2.3, Efésios 2.4–10, Efésios 2.5, Efésios 2.6, Efésios 2.7, Efésios 2.8–9, Efésios 2.10, Efésios 2.11, Efésios 2.11–22, Efésios 2.12, Efésios 2.13, Efésios 2.14, Efésios 2.15, Efésios 2.16, Efésios 2.17, Efésios 2.18, Efésios 2.19, Efésios 2.20, Efésios 2.21, Efésios 3.1, Efésios 3.1–13, Efésios 3.2–13, Efésios 3.3, Efésios 3.5, Efésios 3.6, Efésios 3.7, Efésios 3.8, Efésios 3.10, Efésios 3.12, Efésios 3.13, Efésios 3.14, Efésios 3.14–21, Efésios 3.15–16, Efésios 3.17, Efésios 3.18, Efésios 3.19, Efésios 3.20, Efésios 3.20–21, Efésios 3.21, Efésios 4.1, Efésios 4.1–6, Efésios 4.1–6.20, Efésios 4.2, Efésios 4.3, Efésios 4.4–6, Efésios 4.7, Efésios 4.7–16, Efésios 4.8, Efésios 4.9–10, Efésios 4.11, Efésios 4.12, Efésios 4.13, Efésios 4.14, Efésios 4.16, Efésios 4.17, Efésios 4.17–5.20, Efésios 4.18, Efésios 4.19, Efésios 4.20–24, Efésios 4.24, Efésios 4.25, Efésios 4.26–27, Efésios 4.28, Efésios 4.29, Efésios 4.30, Efésios 4.32, Efésios 5.1, Efésios 5.2, Efésios 5.3–5, Efésios 5.4, Efésios 5.5, Efésios 5.6, Efésios 5.7, Efésios 5.8, Efésios 5.9, Efésios 5.10, Efésios 5.11, Efésios 5.13–14, Efésios 5.15, Efésios 5.16, Efésios 5.18, Efésios 5.19–20, Efésios 5.21, Efésios 5.21–6.9, Efésios 5.22, Efésios 5.22–33, Efésios 5.23–24, Efésios 5.25–33, Efésios 5.26, Efésios 5.27, Efésios 5.28–29, Efésios 5.31, Efésios 5.32, Efésios 5.33, Efésios 6.1–4, Efésios 6.2–3, Efésios 6.4, Efésios 6.5, Efésios 6.5–9, Efésios 6.6–7, Efésios 6.8, Efésios 6.9, Efésios 6.10–20, Efésios 6.11, Efésios 6.12, Efésios 6.13, Efésios 6.14, Efésios 6.14–17, Efésios 6.15, Efésios 6.16, Efésios 6.17, Efésios 6.18, Efésios 6.19–20, Efésios 6.21–24, Efésios 6.23–24</w:t>
+      </w:r>
+      <w:r/>
+    </w:p>
+    <w:p>
+      <w:r/>
+      <w:r>
+        <w:t xml:space="preserve"> </w:t>
+      </w:r>
+      <w:r/>
+      <w:r/>
+    </w:p>
+    <w:p>
+      <w:pPr>
+        <w:sectPr>
           <w:footnotePr>
             <w:numRestart w:val="eachSect"/>
           </w:footnotePr>

--- a/por/docx/49.content.docx
+++ b/por/docx/49.content.docx
@@ -163,13 +163,6 @@
         <w:rPr>
           <w:lang w:val="pt_PT" w:bidi="pt_PT"/>
         </w:rPr>
-      </w:r>
-      <w:r>
-        <w:rPr>
-          <w:i/>
-          <w:lang w:val="pt_PT" w:bidi="pt_PT"/>
-        </w:rPr>
-        <w:t>Efésios 1.1, Efésios 1.1–2, Efésios 1.2, Efésios 1.3, Efésios 1.3–14, Efésios 1.3–3.21, Efésios 1.4, Efésios 1.5, Efésios 1.6, Efésios 1.7, Efésios 1.8–10, Efésios 1.11, Efésios 1.12–13, Efésios 1.13, Efésios 1.14, Efésios 1.15, Efésios 1.15–23, Efésios 1.17, Efésios 1.18, Efésios 1.19–20, Efésios 1.21, Efésios 1.22, Efésios 1.23, Efésios 2.1–3, Efésios 2.1–10, Efésios 2.2, Efésios 2.3, Efésios 2.4–10, Efésios 2.5, Efésios 2.6, Efésios 2.7, Efésios 2.8–9, Efésios 2.10, Efésios 2.11, Efésios 2.11–22, Efésios 2.12, Efésios 2.13, Efésios 2.14, Efésios 2.15, Efésios 2.16, Efésios 2.17, Efésios 2.18, Efésios 2.19, Efésios 2.20, Efésios 2.21, Efésios 3.1, Efésios 3.1–13, Efésios 3.2–13, Efésios 3.3, Efésios 3.5, Efésios 3.6, Efésios 3.7, Efésios 3.8, Efésios 3.10, Efésios 3.12, Efésios 3.13, Efésios 3.14, Efésios 3.14–21, Efésios 3.15–16, Efésios 3.17, Efésios 3.18, Efésios 3.19, Efésios 3.20, Efésios 3.20–21, Efésios 3.21, Efésios 4.1, Efésios 4.1–6, Efésios 4.1–6.20, Efésios 4.2, Efésios 4.3, Efésios 4.4–6, Efésios 4.7, Efésios 4.7–16, Efésios 4.8, Efésios 4.9–10, Efésios 4.11, Efésios 4.12, Efésios 4.13, Efésios 4.14, Efésios 4.16, Efésios 4.17, Efésios 4.17–5.20, Efésios 4.18, Efésios 4.19, Efésios 4.20–24, Efésios 4.24, Efésios 4.25, Efésios 4.26–27, Efésios 4.28, Efésios 4.29, Efésios 4.30, Efésios 4.32, Efésios 5.1, Efésios 5.2, Efésios 5.3–5, Efésios 5.4, Efésios 5.5, Efésios 5.6, Efésios 5.7, Efésios 5.8, Efésios 5.9, Efésios 5.10, Efésios 5.11, Efésios 5.13–14, Efésios 5.15, Efésios 5.16, Efésios 5.18, Efésios 5.19–20, Efésios 5.21, Efésios 5.21–6.9, Efésios 5.22, Efésios 5.22–33, Efésios 5.23–24, Efésios 5.25–33, Efésios 5.26, Efésios 5.27, Efésios 5.28–29, Efésios 5.31, Efésios 5.32, Efésios 5.33, Efésios 6.1–4, Efésios 6.2–3, Efésios 6.4, Efésios 6.5, Efésios 6.5–9, Efésios 6.6–7, Efésios 6.8, Efésios 6.9, Efésios 6.10–20, Efésios 6.11, Efésios 6.12, Efésios 6.13, Efésios 6.14, Efésios 6.14–17, Efésios 6.15, Efésios 6.16, Efésios 6.17, Efésios 6.18, Efésios 6.19–20, Efésios 6.21–24, Efésios 6.23–24</w:t>
       </w:r>
       <w:r>
         <w:rPr>

--- a/por/docx/49.content.docx
+++ b/por/docx/49.content.docx
@@ -150,19 +150,6 @@
           <w:lang w:val="pt_PT" w:bidi="pt_PT"/>
         </w:rPr>
         <w:t>EPH</w:t>
-      </w:r>
-      <w:r>
-        <w:rPr>
-          <w:lang w:val="pt_PT" w:bidi="pt_PT"/>
-        </w:rPr>
-      </w:r>
-    </w:p>
-    <w:p>
-      <w:pPr/>
-      <w:r>
-        <w:rPr>
-          <w:lang w:val="pt_PT" w:bidi="pt_PT"/>
-        </w:rPr>
       </w:r>
       <w:r>
         <w:rPr>

--- a/por/docx/49.content.docx
+++ b/por/docx/49.content.docx
@@ -19,7 +19,7 @@
         <w:rPr>
           <w:lang w:val="pt_PT" w:bidi="pt_PT"/>
         </w:rPr>
-        <w:t>Resource: Notas de Estudo (Tyndale)</w:t>
+        <w:t>Resource: Tyndale Open Study Notes</w:t>
       </w:r>
       <w:r>
         <w:rPr>
@@ -112,7 +112,7 @@
         <w:rPr>
           <w:lang w:val="pt_PT" w:bidi="pt_PT"/>
         </w:rPr>
-        <w:t>Notas de Estudo (Tyndale)</w:t>
+        <w:t>Tyndale Open Study Notes</w:t>
       </w:r>
     </w:p>
     <w:p>

--- a/por/docx/49.content.docx
+++ b/por/docx/49.content.docx
@@ -19,7 +19,7 @@
         <w:rPr>
           <w:lang w:val="pt_PT" w:bidi="pt_PT"/>
         </w:rPr>
-        <w:t>Resource: Tyndale Open Study Notes</w:t>
+        <w:t>Resource: Aquifer Open Study Notes</w:t>
       </w:r>
       <w:r>
         <w:rPr>
@@ -112,7 +112,7 @@
         <w:rPr>
           <w:lang w:val="pt_PT" w:bidi="pt_PT"/>
         </w:rPr>
-        <w:t>Tyndale Open Study Notes</w:t>
+        <w:t>Aquifer Open Study Notes</w:t>
       </w:r>
     </w:p>
     <w:p>
